--- a/docs/SMS测试数据生成规则说明.docx
+++ b/docs/SMS测试数据生成规则说明.docx
@@ -660,7 +660,7 @@
               <w:rPr>
                 <w:sz w:val="20"/>
               </w:rPr>
-              <w:t>100</w:t>
+              <w:t>400</w:t>
             </w:r>
           </w:p>
         </w:tc>
@@ -673,7 +673,7 @@
               <w:rPr>
                 <w:sz w:val="20"/>
               </w:rPr>
-              <w:t>108</w:t>
+              <w:t>408</w:t>
             </w:r>
           </w:p>
         </w:tc>
@@ -686,7 +686,7 @@
               <w:rPr>
                 <w:sz w:val="20"/>
               </w:rPr>
-              <w:t>课程（含专业必修/选修 + 公选课）</w:t>
+              <w:t>课程（含专业必修/选修 + 公选课 + 程序化生成额外课程）</w:t>
             </w:r>
           </w:p>
         </w:tc>
@@ -727,7 +727,7 @@
               <w:rPr>
                 <w:sz w:val="20"/>
               </w:rPr>
-              <w:t>5,990</w:t>
+              <w:t>约 5,990</w:t>
             </w:r>
           </w:p>
         </w:tc>
@@ -1264,7 +1264,7 @@
           <w:b w:val="0"/>
           <w:sz w:val="22"/>
         </w:rPr>
-        <w:t>• 教师（teacher）：新增 496 个（共 500 个），用户名格式 tch00005 ~ tch00500；</w:t>
+        <w:t>• 教师（teacher）：新增 496 个（共 500 个），用户名格式 T{院系代码}2025{序号:04d}（如 TCS20250001）；</w:t>
       </w:r>
     </w:p>
     <w:p>
@@ -1277,7 +1277,7 @@
           <w:b w:val="0"/>
           <w:sz w:val="22"/>
         </w:rPr>
-        <w:t>• 学生（student）：新增 12,020 个（共 12,028 个），用户名格式 stu00009 ~ stu12028。</w:t>
+        <w:t>• 学生（student）：新增 12,020 个（共 12,028 个），用户名格式 S{院系代码}{入学年份}{序号:04d}（如 SCS20220001）。</w:t>
       </w:r>
     </w:p>
     <w:p>
@@ -1496,7 +1496,7 @@
           <w:b w:val="0"/>
           <w:sz w:val="22"/>
         </w:rPr>
-        <w:t>• 工号格式 T + 年份(2025) + 4位部门号 + 4位序号；</w:t>
+        <w:t>• 工号格式 T + 院系代码 + 2025 + 4位序号（如 TCS20250001，即院系代码CS的教师第1号）；</w:t>
       </w:r>
     </w:p>
     <w:p>
@@ -1548,7 +1548,7 @@
           <w:b w:val="0"/>
           <w:sz w:val="22"/>
         </w:rPr>
-        <w:t>• 学号格式 S + 年份 + 4位部门号 + 4位序号；</w:t>
+        <w:t>• 学号格式 S + 院系代码 + 入学年份 + 4位序号（如 SCS20220001，即CS院系2022级学生第1号）；</w:t>
       </w:r>
     </w:p>
     <w:p>
@@ -1610,7 +1610,7 @@
           <w:b w:val="0"/>
           <w:sz w:val="22"/>
         </w:rPr>
-        <w:t>从种子数据 8 门课程扩充至 108 门，新增 100 门。</w:t>
+        <w:t>从种子数据 8 门课程扩充至 408 门，新增 400（含82门专业课程 + 18门公选课 + 300门程序化生成的额外课程） 门。</w:t>
       </w:r>
     </w:p>
     <w:p>
@@ -1624,7 +1624,7 @@
           <w:b w:val="0"/>
           <w:sz w:val="22"/>
         </w:rPr>
-        <w:t>课程数据分为两大类：</w:t>
+        <w:t>课程数据分为三大类：</w:t>
       </w:r>
     </w:p>
     <w:p>
@@ -1802,7 +1802,7 @@
           <w:b w:val="0"/>
           <w:sz w:val="22"/>
         </w:rPr>
-        <w:t>从种子数据 10 个教学班扩充至 6,000 个，新增 5,990 个。</w:t>
+        <w:t>从种子数据 10 个教学班扩充至 6,000 个，新增 约 5,990 个。</w:t>
       </w:r>
     </w:p>
     <w:p>
@@ -1855,7 +1855,7 @@
           <w:b w:val="0"/>
           <w:sz w:val="22"/>
         </w:rPr>
-        <w:t>• 每门课每学期开 1~3 个教学班，按权重 [50%, 40%, 10%] 分布；</w:t>
+        <w:t>• 每门课每学期开 1~3 个教学班，按权重 [30%, 55%, 15%] 分布；</w:t>
       </w:r>
     </w:p>
     <w:p>
@@ -2203,7 +2203,7 @@
           <w:b w:val="0"/>
           <w:sz w:val="22"/>
         </w:rPr>
-        <w:t>• 从 [自主选课(60%), 系统预置(20%), 教师代选(10%), 补选(5%), 重修选课(5%)] 中按权重随机；</w:t>
+        <w:t>• 从 [自主选课(约54.5%), 系统预置(约18.2%), 教师代选(约9.1%), 补选(约9.1%), 重修选课(约9.1%)] 中按权重随机；</w:t>
       </w:r>
     </w:p>
     <w:p>
@@ -2577,7 +2577,7 @@
           <w:b w:val="0"/>
           <w:sz w:val="22"/>
         </w:rPr>
-        <w:t>• 格式 "教师XXXXX"（5 位编号），随机编号范围 1~500（教师总数）。</w:t>
+        <w:t>• 通过 section_teacher_map 获取对应教学班的授课教师姓名（如"王教授"），若映射缺失则回退为"教师XXXXX"格式。</w:t>
       </w:r>
     </w:p>
     <w:p>
@@ -2850,7 +2850,7 @@
           <w:b w:val="0"/>
           <w:sz w:val="22"/>
         </w:rPr>
-        <w:t>• 选课来源：自主选课 60%、系统预置 20%……；</w:t>
+        <w:t>• 选课来源：自主选课约 54.5%、系统预置约 18.2%……；</w:t>
       </w:r>
     </w:p>
     <w:p>
@@ -3011,7 +3011,7 @@
           <w:b w:val="0"/>
           <w:sz w:val="22"/>
         </w:rPr>
-        <w:t>• 课程体系包含公共必修、专业必修、专业选修、公共选修四个层次；</w:t>
+        <w:t>• 课程体系包含公共必修、专业必修、专业选修、公共选修四个层次，外加各院系统一格式的补充课程；</w:t>
       </w:r>
     </w:p>
     <w:p>
